--- a/content/templates/common-paper-data-processing-agreement/template.docx
+++ b/content/templates/common-paper-data-processing-agreement/template.docx
@@ -7984,6 +7984,9 @@
                 <w:szCs w:val="18"/>
               </w:rPr>
             </w:pPr>
+            <w:r>
+              <w:t>{provider_signatory_name}</w:t>
+            </w:r>
           </w:p>
         </w:tc>
         <w:tc>
@@ -8034,6 +8037,9 @@
                 <w:szCs w:val="18"/>
               </w:rPr>
             </w:pPr>
+            <w:r>
+              <w:t>{customer_signatory_name}</w:t>
+            </w:r>
           </w:p>
         </w:tc>
       </w:tr>
@@ -8096,6 +8102,9 @@
                 <w:szCs w:val="18"/>
               </w:rPr>
             </w:pPr>
+            <w:r>
+              <w:t>{provider_signatory_title_display}</w:t>
+            </w:r>
           </w:p>
         </w:tc>
         <w:tc>
@@ -8146,6 +8155,9 @@
                 <w:szCs w:val="18"/>
               </w:rPr>
             </w:pPr>
+            <w:r>
+              <w:t>{customer_signatory_title_display}</w:t>
+            </w:r>
           </w:p>
         </w:tc>
       </w:tr>

--- a/content/templates/common-paper-data-processing-agreement/template.docx
+++ b/content/templates/common-paper-data-processing-agreement/template.docx
@@ -1427,7 +1427,7 @@
                       <w:szCs w:val="16"/>
                       <w:highlight w:val="yellow"/>
                     </w:rPr>
-                    <w:t>{fill_in_value}</w:t>
+                    <w:t>{other_security_certification}</w:t>
                   </w:r>
                 </w:p>
               </w:tc>
